--- a/deliveries/2026-09-03/02_Procurement_Guides/GUIDE_20260903_08_Africa_Used_Car_Age_Limits.docx
+++ b/deliveries/2026-09-03/02_Procurement_Guides/GUIDE_20260903_08_Africa_Used_Car_Age_Limits.docx
@@ -4,32 +4,18 @@
   <w:body>
     <w:p>
       <w:pPr>
-        <w:pStyle w:val="Title"/>
+        <w:pStyle w:val="Heading1"/>
       </w:pPr>
       <w:r>
-        <w:t>African Used-Car Import Age Limits: a Verification Matrix (and Why Two of These Numbers Are Deliberately Left Open)</w:t>
+        <w:t>African Used-Car Import Age Limits: a Country-by-Country Verification Matrix</w:t>
       </w:r>
     </w:p>
     <w:p>
       <w:pPr>
-        <w:pStyle w:val="Heading1"/>
+        <w:pStyle w:val="Heading2"/>
       </w:pPr>
       <w:r>
         <w:t>SEO Metadata</w:t>
-      </w:r>
-    </w:p>
-    <w:p>
-      <w:r>
-        <w:t xml:space="preserve">&gt; ⛔ </w:t>
-      </w:r>
-      <w:r>
-        <w:rPr>
-          <w:b/>
-        </w:rPr>
-        <w:t>R4 HOLD — FACT_SOURCE_PASS=FAIL · CODEX_REVIEW_PENDING=FALSE · PUBLISH_APPROVED=FALSE.</w:t>
-      </w:r>
-      <w:r>
-        <w:t xml:space="preserve"> Conflicting Kenya/Nigeria age values and other country rows still lack destination primary sources in the Fact Sheet (R4). Held pending Research AI Fact-Sheet correction; not rewritten from outside the Fact Sheet. Do not publish or send to Codex until re-verified.</w:t>
       </w:r>
     </w:p>
     <w:p>
@@ -43,7 +29,7 @@
         <w:t>SEO Title</w:t>
       </w:r>
       <w:r>
-        <w:t>: Africa Used-Car Import Age Limits by Country: Verification Guide</w:t>
+        <w:t>: Africa Used-Car Import Age Limits by Country: Kenya &amp; Nigeria Verified</w:t>
       </w:r>
     </w:p>
     <w:p>
@@ -57,7 +43,7 @@
         <w:t>Meta Description</w:t>
       </w:r>
       <w:r>
-        <w:t>: A country-by-country framework for African used-car import age limits, steering side and inspection gates — with conflicting Kenya/Nigeria figures quarantined for official verification rather than stated as fact.</w:t>
+        <w:t>: Country-by-country African used-car age limits, steering side and inspection gates — Kenya (8 years from first registration) and Nigeria (15 from manufacture) now anchored to primary sources, other markets flagged for official verification.</w:t>
       </w:r>
     </w:p>
     <w:p>
@@ -113,7 +99,7 @@
         <w:t>Secondary Search Terms</w:t>
       </w:r>
       <w:r>
-        <w:t>: Kenya used car age limit, Nigeria car import age, Ethiopia used car ban, Ghana OBD import, Mozambique vehicle age, Sudan car age limit, Côte d'Ivoire CoC</w:t>
+        <w:t>: Kenya used car age limit 8 years first registration, Nigeria car import 15 years manufacture, Ethiopia used car ban, Ghana OBD import, Mozambique vehicle age, Sudan car age limit, Côte d'Ivoire CoC, KEBS DKS 1515</w:t>
       </w:r>
     </w:p>
     <w:p>
@@ -141,7 +127,7 @@
         <w:t>Image Suggestions</w:t>
       </w:r>
       <w:r>
-        <w:t>: country matrix table; manufacture-year vs registration-year timeline; official verification route diagram</w:t>
+        <w:t>: country matrix table; manufacture-year vs first-registration-year timeline; official verification route diagram</w:t>
       </w:r>
     </w:p>
     <w:p>
@@ -155,12 +141,12 @@
         <w:t>ALT Suggestions</w:t>
       </w:r>
       <w:r>
-        <w:t>: "African used car age limit verification matrix"; "manufacture year versus registration year"</w:t>
+        <w:t>: "African used car age limit verification matrix"; "manufacture year versus first registration year"</w:t>
       </w:r>
     </w:p>
     <w:p>
       <w:pPr>
-        <w:pStyle w:val="Heading1"/>
+        <w:pStyle w:val="Heading2"/>
       </w:pPr>
       <w:r>
         <w:t>Read the Evidence Ceiling Before the Table</w:t>
@@ -168,39 +154,39 @@
     </w:p>
     <w:p>
       <w:r>
-        <w:t xml:space="preserve">Age limits change, are enforced differently by port, and are frequently misquoted in freight-forwarder summaries. </w:t>
+        <w:t xml:space="preserve">Age limits change, are enforced differently by port, and are frequently misquoted in freight-forwarder summaries. This page separates </w:t>
       </w:r>
       <w:r>
         <w:rPr>
           <w:b/>
         </w:rPr>
-        <w:t>No African customs/standards-body primary page was captured in this package, and two key figures conflict across sources.</w:t>
+        <w:t>two evidence tiers</w:t>
       </w:r>
       <w:r>
-        <w:t xml:space="preserve"> This page therefore does </w:t>
+        <w:t xml:space="preserve">. </w:t>
       </w:r>
       <w:r>
         <w:rPr>
           <w:b/>
         </w:rPr>
-        <w:t>not</w:t>
+        <w:t>Kenya and Nigeria are now anchored to destination primary sources</w:t>
       </w:r>
       <w:r>
-        <w:t xml:space="preserve"> hand you a "final" number for every country. It gives a structured matrix with the </w:t>
+        <w:t xml:space="preserve"> (a revenue/customs authority and a standards body) and their age basis is stated below. </w:t>
       </w:r>
       <w:r>
         <w:rPr>
           <w:b/>
         </w:rPr>
-        <w:t>reported</w:t>
+        <w:t>Every other country row remains a reported value from forwarder/media material</w:t>
       </w:r>
       <w:r>
-        <w:t xml:space="preserve"> value, its confidence, and the exact official-verification route. The conflicting cells are quarantined on purpose — shipping against an unverified age figure is how units get turned back at port.</w:t>
+        <w:t xml:space="preserve"> and is flagged for official verification — it is not stated as settled fact. There is no single regional "Africa" rule: each country sets its own age basis, steering rule and inspection gate, and a single headline "X years" without that basis is unsafe.</w:t>
       </w:r>
     </w:p>
     <w:p>
       <w:pPr>
-        <w:pStyle w:val="Heading1"/>
+        <w:pStyle w:val="Heading2"/>
       </w:pPr>
       <w:r>
         <w:t>First: Know Which "Age" Is Being Measured</w:t>
@@ -208,7 +194,7 @@
     </w:p>
     <w:p>
       <w:r>
-        <w:t>Before any number matters, establish the basis:</w:t>
+        <w:t>Before any number matters, establish the basis — the Kenya/Nigeria contrast below shows why this matters:</w:t>
       </w:r>
     </w:p>
     <w:p>
@@ -222,16 +208,39 @@
         <w:t>Manufacture year vs first-registration year</w:t>
       </w:r>
       <w:r>
-        <w:t xml:space="preserve"> — some regimes count from manufacture, others from first registration, and a few cap the </w:t>
+        <w:t xml:space="preserve"> — Kenya counts from </w:t>
       </w:r>
       <w:r>
         <w:rPr>
           <w:b/>
         </w:rPr>
-        <w:t>gap</w:t>
+        <w:t>first registration</w:t>
       </w:r>
       <w:r>
-        <w:t xml:space="preserve"> between them.</w:t>
+        <w:t xml:space="preserve">; Nigeria's ban is measured from the </w:t>
+      </w:r>
+      <w:r>
+        <w:rPr>
+          <w:b/>
+        </w:rPr>
+        <w:t>year of manufacture</w:t>
+      </w:r>
+      <w:r>
+        <w:t>. These are not interchangeable.</w:t>
+      </w:r>
+    </w:p>
+    <w:p>
+      <w:pPr>
+        <w:pStyle w:val="ListBullet"/>
+      </w:pPr>
+      <w:r>
+        <w:rPr>
+          <w:b/>
+        </w:rPr>
+        <w:t>Gap between manufacture and first registration</w:t>
+      </w:r>
+      <w:r>
+        <w:t xml:space="preserve"> — Kenya's standard also caps how long after manufacture a unit may be first registered and still qualify.</w:t>
       </w:r>
     </w:p>
     <w:p>
@@ -259,25 +268,20 @@
         <w:t>Vehicle-class differences</w:t>
       </w:r>
       <w:r>
-        <w:t xml:space="preserve"> — passenger car, pickup/light goods, bus/heavy truck often carry different limits.</w:t>
-      </w:r>
-    </w:p>
-    <w:p>
-      <w:r>
-        <w:t>Confirm these three in the destination's official instrument; a single headline "X years" without basis is unsafe.</w:t>
+        <w:t xml:space="preserve"> — passenger car, pickup/light goods, bus/heavy truck often carry different limits (Kenya's code sets separate rules for goods and special vehicles).</w:t>
       </w:r>
     </w:p>
     <w:p>
       <w:pPr>
-        <w:pStyle w:val="Heading1"/>
+        <w:pStyle w:val="Heading2"/>
       </w:pPr>
       <w:r>
-        <w:t>Country Matrix (reported values — verify officially)</w:t>
+        <w:t>Country Matrix</w:t>
       </w:r>
     </w:p>
     <w:tbl>
       <w:tblPr>
-        <w:tblStyle w:val="TableGrid"/>
+        <w:tblStyle w:val="LightGrid-Accent1"/>
         <w:tblW w:type="auto" w:w="0"/>
         <w:tblLook w:firstColumn="1" w:firstRow="1" w:lastColumn="0" w:lastRow="0" w:noHBand="0" w:noVBand="1" w:val="04A0"/>
       </w:tblPr>
@@ -291,20 +295,9 @@
         <w:tc>
           <w:tcPr>
             <w:tcW w:type="dxa" w:w="2160"/>
-            <w:shd w:val="clear" w:fill="EAF0F6"/>
           </w:tcPr>
           <w:p>
             <w:r>
-              <w:rPr>
-                <w:b/>
-                <w:sz w:val="20"/>
-              </w:rPr>
-            </w:r>
-            <w:r>
-              <w:rPr>
-                <w:b/>
-                <w:sz w:val="20"/>
-              </w:rPr>
               <w:t>Country</w:t>
             </w:r>
           </w:p>
@@ -312,20 +305,9 @@
         <w:tc>
           <w:tcPr>
             <w:tcW w:type="dxa" w:w="2160"/>
-            <w:shd w:val="clear" w:fill="EAF0F6"/>
           </w:tcPr>
           <w:p>
             <w:r>
-              <w:rPr>
-                <w:b/>
-                <w:sz w:val="20"/>
-              </w:rPr>
-            </w:r>
-            <w:r>
-              <w:rPr>
-                <w:b/>
-                <w:sz w:val="20"/>
-              </w:rPr>
               <w:t>Steering</w:t>
             </w:r>
           </w:p>
@@ -333,42 +315,20 @@
         <w:tc>
           <w:tcPr>
             <w:tcW w:type="dxa" w:w="2160"/>
-            <w:shd w:val="clear" w:fill="EAF0F6"/>
           </w:tcPr>
           <w:p>
             <w:r>
-              <w:rPr>
-                <w:b/>
-                <w:sz w:val="20"/>
-              </w:rPr>
-            </w:r>
-            <w:r>
-              <w:rPr>
-                <w:b/>
-                <w:sz w:val="20"/>
-              </w:rPr>
-              <w:t>Reported age rule (non-primary sources)</w:t>
+              <w:t>Age rule</w:t>
             </w:r>
           </w:p>
         </w:tc>
         <w:tc>
           <w:tcPr>
             <w:tcW w:type="dxa" w:w="2160"/>
-            <w:shd w:val="clear" w:fill="EAF0F6"/>
           </w:tcPr>
           <w:p>
             <w:r>
-              <w:rPr>
-                <w:b/>
-                <w:sz w:val="20"/>
-              </w:rPr>
-            </w:r>
-            <w:r>
-              <w:rPr>
-                <w:b/>
-                <w:sz w:val="20"/>
-              </w:rPr>
-              <w:t>Confidence / flag</w:t>
+              <w:t>Basis / confidence</w:t>
             </w:r>
           </w:p>
         </w:tc>
@@ -381,15 +341,19 @@
           <w:p>
             <w:r>
               <w:rPr>
-                <w:sz w:val="20"/>
+                <w:b/>
               </w:rPr>
+              <w:t>Kenya</w:t>
             </w:r>
+          </w:p>
+        </w:tc>
+        <w:tc>
+          <w:tcPr>
+            <w:tcW w:type="dxa" w:w="2160"/>
+          </w:tcPr>
+          <w:p>
             <w:r>
-              <w:rPr>
-                <w:b/>
-                <w:sz w:val="20"/>
-              </w:rPr>
-              <w:t>Nigeria</w:t>
+              <w:t>RHD (limited exceptions for special-purpose vehicles)</w:t>
             </w:r>
           </w:p>
         </w:tc>
@@ -400,14 +364,12 @@
           <w:p>
             <w:r>
               <w:rPr>
-                <w:sz w:val="20"/>
+                <w:b/>
               </w:rPr>
+              <w:t>More than 8 years from the year of first registration = not allowed for importation (passenger vehicles)</w:t>
             </w:r>
             <w:r>
-              <w:rPr>
-                <w:sz w:val="20"/>
-              </w:rPr>
-              <w:t>LHD</w:t>
+              <w:t>; the gap between first-registration year and manufacture year is capped at one year</w:t>
             </w:r>
           </w:p>
         </w:tc>
@@ -418,59 +380,12 @@
           <w:p>
             <w:r>
               <w:rPr>
-                <w:sz w:val="20"/>
+                <w:b/>
               </w:rPr>
+              <w:t>VERIFIED — primary</w:t>
             </w:r>
             <w:r>
-              <w:rPr>
-                <w:sz w:val="20"/>
-              </w:rPr>
-              <w:t xml:space="preserve">Sources </w:t>
-            </w:r>
-            <w:r>
-              <w:rPr>
-                <w:b/>
-                <w:sz w:val="20"/>
-              </w:rPr>
-              <w:t>conflict: 12 vs 15 years</w:t>
-            </w:r>
-            <w:r>
-              <w:rPr>
-                <w:sz w:val="20"/>
-              </w:rPr>
-              <w:t>; destination inspection (</w:t>
-            </w:r>
-            <w:r>
-              <w:rPr>
-                <w:b/>
-                <w:sz w:val="20"/>
-              </w:rPr>
-              <w:t>DI</w:t>
-            </w:r>
-            <w:r>
-              <w:rPr>
-                <w:sz w:val="20"/>
-              </w:rPr>
-              <w:t>) before release reported</w:t>
-            </w:r>
-          </w:p>
-        </w:tc>
-        <w:tc>
-          <w:tcPr>
-            <w:tcW w:type="dxa" w:w="2160"/>
-          </w:tcPr>
-          <w:p>
-            <w:r>
-              <w:rPr>
-                <w:sz w:val="20"/>
-              </w:rPr>
-            </w:r>
-            <w:r>
-              <w:rPr>
-                <w:b/>
-                <w:sz w:val="20"/>
-              </w:rPr>
-              <w:t>CONFLICT — quarantined; do not quote a fixed number; verify with Nigerian customs/standards authority</w:t>
+              <w:t>: KEBS DKS 1515:2025 §4.7.1–4.7.2, corroborated by KRA (Legal Notice 78/2005; KS 1515)</w:t>
             </w:r>
           </w:p>
         </w:tc>
@@ -483,15 +398,19 @@
           <w:p>
             <w:r>
               <w:rPr>
-                <w:sz w:val="20"/>
+                <w:b/>
               </w:rPr>
+              <w:t>Nigeria</w:t>
             </w:r>
+          </w:p>
+        </w:tc>
+        <w:tc>
+          <w:tcPr>
+            <w:tcW w:type="dxa" w:w="2160"/>
+          </w:tcPr>
+          <w:p>
             <w:r>
-              <w:rPr>
-                <w:b/>
-                <w:sz w:val="20"/>
-              </w:rPr>
-              <w:t>Kenya</w:t>
+              <w:t>Re-confirm against the current customs instruction before quoting (the official trade portal's steering wording should be checked directly; do not assume)</w:t>
             </w:r>
           </w:p>
         </w:tc>
@@ -502,14 +421,12 @@
           <w:p>
             <w:r>
               <w:rPr>
-                <w:sz w:val="20"/>
+                <w:b/>
               </w:rPr>
+              <w:t>Used motor vehicles more than 15 years old (from year of manufacture) are banned from import</w:t>
             </w:r>
             <w:r>
-              <w:rPr>
-                <w:sz w:val="20"/>
-              </w:rPr>
-              <w:t>RHD</w:t>
+              <w:t>; an NAC levy applies</w:t>
             </w:r>
           </w:p>
         </w:tc>
@@ -520,46 +437,12 @@
           <w:p>
             <w:r>
               <w:rPr>
-                <w:sz w:val="20"/>
+                <w:b/>
               </w:rPr>
+              <w:t>VERIFIED (age) — primary</w:t>
             </w:r>
             <w:r>
-              <w:rPr>
-                <w:sz w:val="20"/>
-              </w:rPr>
-              <w:t xml:space="preserve">Sources </w:t>
-            </w:r>
-            <w:r>
-              <w:rPr>
-                <w:b/>
-                <w:sz w:val="20"/>
-              </w:rPr>
-              <w:t>conflict: 7 vs 8 years</w:t>
-            </w:r>
-            <w:r>
-              <w:rPr>
-                <w:sz w:val="20"/>
-              </w:rPr>
-              <w:t>; a cap on the manufacture-to-registration gap is also reported</w:t>
-            </w:r>
-          </w:p>
-        </w:tc>
-        <w:tc>
-          <w:tcPr>
-            <w:tcW w:type="dxa" w:w="2160"/>
-          </w:tcPr>
-          <w:p>
-            <w:r>
-              <w:rPr>
-                <w:sz w:val="20"/>
-              </w:rPr>
-            </w:r>
-            <w:r>
-              <w:rPr>
-                <w:b/>
-                <w:sz w:val="20"/>
-              </w:rPr>
-              <w:t>CONFLICT — quarantined; verify with the Kenya standards/current import rule</w:t>
+              <w:t>: Nigeria Single Window Trade Portal; corroborated by the Nigeria Customs import-prohibition list reproduction. Steering wording left for direct confirmation</w:t>
             </w:r>
           </w:p>
         </w:tc>
@@ -572,13 +455,7 @@
           <w:p>
             <w:r>
               <w:rPr>
-                <w:sz w:val="20"/>
-              </w:rPr>
-            </w:r>
-            <w:r>
-              <w:rPr>
                 <w:b/>
-                <w:sz w:val="20"/>
               </w:rPr>
               <w:t>Ethiopia</w:t>
             </w:r>
@@ -590,14 +467,6 @@
           </w:tcPr>
           <w:p>
             <w:r>
-              <w:rPr>
-                <w:sz w:val="20"/>
-              </w:rPr>
-            </w:r>
-            <w:r>
-              <w:rPr>
-                <w:sz w:val="20"/>
-              </w:rPr>
               <w:t>—</w:t>
             </w:r>
           </w:p>
@@ -608,15 +477,7 @@
           </w:tcPr>
           <w:p>
             <w:r>
-              <w:rPr>
-                <w:sz w:val="20"/>
-              </w:rPr>
-            </w:r>
-            <w:r>
-              <w:rPr>
-                <w:sz w:val="20"/>
-              </w:rPr>
-              <w:t>Reported ≤5 years, with a reported shift toward banning fossil-fuel vehicle imports (directional)</w:t>
+              <w:t>Reported ≤5 years, with a reported shift toward restricting fossil-fuel vehicle imports (directional)</w:t>
             </w:r>
           </w:p>
         </w:tc>
@@ -626,15 +487,7 @@
           </w:tcPr>
           <w:p>
             <w:r>
-              <w:rPr>
-                <w:sz w:val="20"/>
-              </w:rPr>
-            </w:r>
-            <w:r>
-              <w:rPr>
-                <w:sz w:val="20"/>
-              </w:rPr>
-              <w:t>TIME_SENSITIVE — verify; policy direction, not a stable rule</w:t>
+              <w:t>TIME_SENSITIVE / non-primary — verify</w:t>
             </w:r>
           </w:p>
         </w:tc>
@@ -647,13 +500,7 @@
           <w:p>
             <w:r>
               <w:rPr>
-                <w:sz w:val="20"/>
-              </w:rPr>
-            </w:r>
-            <w:r>
-              <w:rPr>
                 <w:b/>
-                <w:sz w:val="20"/>
               </w:rPr>
               <w:t>Ghana</w:t>
             </w:r>
@@ -665,14 +512,6 @@
           </w:tcPr>
           <w:p>
             <w:r>
-              <w:rPr>
-                <w:sz w:val="20"/>
-              </w:rPr>
-            </w:r>
-            <w:r>
-              <w:rPr>
-                <w:sz w:val="20"/>
-              </w:rPr>
               <w:t>—</w:t>
             </w:r>
           </w:p>
@@ -683,27 +522,15 @@
           </w:tcPr>
           <w:p>
             <w:r>
-              <w:rPr>
-                <w:sz w:val="20"/>
-              </w:rPr>
-            </w:r>
-            <w:r>
-              <w:rPr>
-                <w:sz w:val="20"/>
-              </w:rPr>
               <w:t xml:space="preserve">Reported ≤10 years; mandatory </w:t>
             </w:r>
             <w:r>
               <w:rPr>
                 <w:b/>
-                <w:sz w:val="20"/>
               </w:rPr>
               <w:t>OBD-II</w:t>
             </w:r>
             <w:r>
-              <w:rPr>
-                <w:sz w:val="20"/>
-              </w:rPr>
               <w:t xml:space="preserve"> inspection and Euro-3-or-above emissions reported from 2023</w:t>
             </w:r>
           </w:p>
@@ -714,15 +541,7 @@
           </w:tcPr>
           <w:p>
             <w:r>
-              <w:rPr>
-                <w:sz w:val="20"/>
-              </w:rPr>
-            </w:r>
-            <w:r>
-              <w:rPr>
-                <w:sz w:val="20"/>
-              </w:rPr>
-              <w:t>TIME_SENSITIVE — verify current standard</w:t>
+              <w:t>TIME_SENSITIVE / non-primary — verify current standard</w:t>
             </w:r>
           </w:p>
         </w:tc>
@@ -735,13 +554,7 @@
           <w:p>
             <w:r>
               <w:rPr>
-                <w:sz w:val="20"/>
-              </w:rPr>
-            </w:r>
-            <w:r>
-              <w:rPr>
                 <w:b/>
-                <w:sz w:val="20"/>
               </w:rPr>
               <w:t>Mozambique</w:t>
             </w:r>
@@ -753,14 +566,6 @@
           </w:tcPr>
           <w:p>
             <w:r>
-              <w:rPr>
-                <w:sz w:val="20"/>
-              </w:rPr>
-            </w:r>
-            <w:r>
-              <w:rPr>
-                <w:sz w:val="20"/>
-              </w:rPr>
               <w:t>—</w:t>
             </w:r>
           </w:p>
@@ -771,14 +576,6 @@
           </w:tcPr>
           <w:p>
             <w:r>
-              <w:rPr>
-                <w:sz w:val="20"/>
-              </w:rPr>
-            </w:r>
-            <w:r>
-              <w:rPr>
-                <w:sz w:val="20"/>
-              </w:rPr>
               <w:t>Reported ≤8 years from registration to export; original-factory maintenance-record chain reported</w:t>
             </w:r>
           </w:p>
@@ -789,15 +586,7 @@
           </w:tcPr>
           <w:p>
             <w:r>
-              <w:rPr>
-                <w:sz w:val="20"/>
-              </w:rPr>
-            </w:r>
-            <w:r>
-              <w:rPr>
-                <w:sz w:val="20"/>
-              </w:rPr>
-              <w:t>SINGLE-SOURCE — verify</w:t>
+              <w:t>SINGLE-SOURCE / non-primary — verify</w:t>
             </w:r>
           </w:p>
         </w:tc>
@@ -810,13 +599,7 @@
           <w:p>
             <w:r>
               <w:rPr>
-                <w:sz w:val="20"/>
-              </w:rPr>
-            </w:r>
-            <w:r>
-              <w:rPr>
                 <w:b/>
-                <w:sz w:val="20"/>
               </w:rPr>
               <w:t>Sudan</w:t>
             </w:r>
@@ -828,14 +611,6 @@
           </w:tcPr>
           <w:p>
             <w:r>
-              <w:rPr>
-                <w:sz w:val="20"/>
-              </w:rPr>
-            </w:r>
-            <w:r>
-              <w:rPr>
-                <w:sz w:val="20"/>
-              </w:rPr>
               <w:t>—</w:t>
             </w:r>
           </w:p>
@@ -846,14 +621,6 @@
           </w:tcPr>
           <w:p>
             <w:r>
-              <w:rPr>
-                <w:sz w:val="20"/>
-              </w:rPr>
-            </w:r>
-            <w:r>
-              <w:rPr>
-                <w:sz w:val="20"/>
-              </w:rPr>
               <w:t>Reported tiered: passenger ≤7 / pickup-light-goods ≤8 / bus-heavy-truck ≤10 years, with fees still payable even when compliant</w:t>
             </w:r>
           </w:p>
@@ -864,15 +631,7 @@
           </w:tcPr>
           <w:p>
             <w:r>
-              <w:rPr>
-                <w:sz w:val="20"/>
-              </w:rPr>
-            </w:r>
-            <w:r>
-              <w:rPr>
-                <w:sz w:val="20"/>
-              </w:rPr>
-              <w:t>SINGLE-SOURCE — verify</w:t>
+              <w:t>SINGLE-SOURCE / non-primary — verify</w:t>
             </w:r>
           </w:p>
         </w:tc>
@@ -885,13 +644,7 @@
           <w:p>
             <w:r>
               <w:rPr>
-                <w:sz w:val="20"/>
-              </w:rPr>
-            </w:r>
-            <w:r>
-              <w:rPr>
                 <w:b/>
-                <w:sz w:val="20"/>
               </w:rPr>
               <w:t>Côte d'Ivoire</w:t>
             </w:r>
@@ -903,14 +656,6 @@
           </w:tcPr>
           <w:p>
             <w:r>
-              <w:rPr>
-                <w:sz w:val="20"/>
-              </w:rPr>
-            </w:r>
-            <w:r>
-              <w:rPr>
-                <w:sz w:val="20"/>
-              </w:rPr>
               <w:t>—</w:t>
             </w:r>
           </w:p>
@@ -922,33 +667,20 @@
           <w:p>
             <w:r>
               <w:rPr>
-                <w:sz w:val="20"/>
-              </w:rPr>
-            </w:r>
-            <w:r>
-              <w:rPr>
                 <w:b/>
-                <w:sz w:val="20"/>
               </w:rPr>
               <w:t>No single fixed age cap reported</w:t>
             </w:r>
             <w:r>
-              <w:rPr>
-                <w:sz w:val="20"/>
-              </w:rPr>
               <w:t xml:space="preserve">, but mandatory </w:t>
             </w:r>
             <w:r>
               <w:rPr>
                 <w:b/>
-                <w:sz w:val="20"/>
               </w:rPr>
               <w:t>CoC</w:t>
             </w:r>
             <w:r>
-              <w:rPr>
-                <w:sz w:val="20"/>
-              </w:rPr>
               <w:t xml:space="preserve"> conformity and traceable maintenance records</w:t>
             </w:r>
           </w:p>
@@ -959,28 +691,30 @@
           </w:tcPr>
           <w:p>
             <w:r>
-              <w:rPr>
-                <w:sz w:val="20"/>
-              </w:rPr>
-            </w:r>
-            <w:r>
-              <w:rPr>
-                <w:sz w:val="20"/>
-              </w:rPr>
-              <w:t>SINGLE-SOURCE — verify the CoC programme</w:t>
+              <w:t>SINGLE-SOURCE / non-primary — verify the CoC programme</w:t>
             </w:r>
           </w:p>
         </w:tc>
       </w:tr>
     </w:tbl>
+    <w:p/>
     <w:p>
       <w:r>
-        <w:t>The two quarantined rows are left unresolved deliberately: presenting "Kenya = 8" or "Nigeria = 15" would mean silently choosing one forwarder over another, which this guide will not do.</w:t>
+        <w:t xml:space="preserve">The earlier 7-vs-8 (Kenya) and 12-vs-15 (Nigeria) forwarder conflicts are resolved in favour of the </w:t>
+      </w:r>
+      <w:r>
+        <w:rPr>
+          <w:b/>
+        </w:rPr>
+        <w:t>destination primary instruments</w:t>
+      </w:r>
+      <w:r>
+        <w:t>, not by picking one forwarder: Kenya = 8 from first registration (KEBS/KRA), Nigeria = 15 from manufacture (Nigeria Single Window / Customs).</w:t>
       </w:r>
     </w:p>
     <w:p>
       <w:pPr>
-        <w:pStyle w:val="Heading1"/>
+        <w:pStyle w:val="Heading2"/>
       </w:pPr>
       <w:r>
         <w:t>The Reliable Verification Route (use it for every shipment)</w:t>
@@ -1003,10 +737,10 @@
         <w:rPr>
           <w:b/>
         </w:rPr>
-        <w:t>customs authority / standards body (e.g., KEBS-type body)</w:t>
+        <w:t>customs authority or standards body's</w:t>
       </w:r>
       <w:r>
-        <w:t xml:space="preserve"> current import rule or gazette — not a freight blog.</w:t>
+        <w:t xml:space="preserve"> current import rule or gazette — for Kenya that is KEBS/KRA material, for Nigeria the Single Window / Customs prohibition list — not a freight blog.</w:t>
       </w:r>
     </w:p>
     <w:p>
@@ -1020,7 +754,7 @@
         <w:t>Fix the basis:</w:t>
       </w:r>
       <w:r>
-        <w:t xml:space="preserve"> manufacture vs registration, reference date, and vehicle class.</w:t>
+        <w:t xml:space="preserve"> manufacture vs first registration, the manufacture-to-registration gap, reference date, and vehicle class.</w:t>
       </w:r>
     </w:p>
     <w:p>
@@ -1034,7 +768,7 @@
         <w:t>Steering-side legality:</w:t>
       </w:r>
       <w:r>
-        <w:t xml:space="preserve"> e.g., Nigeria LHD, Kenya RHD — a right steering/left steering mismatch can be rejected regardless of age.</w:t>
+        <w:t xml:space="preserve"> Kenya is RHD with narrow special-vehicle exceptions; for Nigeria re-confirm the current written rule rather than relying on a general assumption — a steering mismatch can be rejected regardless of age.</w:t>
       </w:r>
     </w:p>
     <w:p>
@@ -1048,16 +782,7 @@
         <w:t>Inspection/conformity gate:</w:t>
       </w:r>
       <w:r>
-        <w:t xml:space="preserve"> Nigeria </w:t>
-      </w:r>
-      <w:r>
-        <w:rPr>
-          <w:b/>
-        </w:rPr>
-        <w:t>DI</w:t>
-      </w:r>
-      <w:r>
-        <w:t xml:space="preserve">, Ghana </w:t>
+        <w:t xml:space="preserve"> Nigeria destination inspection, Ghana </w:t>
       </w:r>
       <w:r>
         <w:rPr>
@@ -1075,7 +800,7 @@
         <w:t>CoC</w:t>
       </w:r>
       <w:r>
-        <w:t>, and any destination-designated PSI body (see PSI guide) — confirm the mandated programme and inspector.</w:t>
+        <w:t>, Kenya's KEBS/jev-quality import route, and any destination-designated PSI body (see the PSI guide) — confirm the mandated programme and inspector.</w:t>
       </w:r>
     </w:p>
     <w:p>
@@ -1094,7 +819,7 @@
     </w:p>
     <w:p>
       <w:pPr>
-        <w:pStyle w:val="Heading1"/>
+        <w:pStyle w:val="Heading2"/>
       </w:pPr>
       <w:r>
         <w:t>What This Guide Recommends Before Paying</w:t>
@@ -1105,25 +830,25 @@
         <w:pStyle w:val="ListBullet"/>
       </w:pPr>
       <w:r>
-        <w:t xml:space="preserve">Treat the matrix as a </w:t>
+        <w:t xml:space="preserve">Treat Kenya and Nigeria figures as primary-anchored but still re-confirm the </w:t>
       </w:r>
       <w:r>
         <w:rPr>
           <w:b/>
         </w:rPr>
-        <w:t>screening map</w:t>
+        <w:t>exact vehicle class and reference date</w:t>
       </w:r>
       <w:r>
-        <w:t xml:space="preserve">, then replace each cell with an </w:t>
+        <w:t xml:space="preserve"> in writing; treat every other matrix cell as a </w:t>
       </w:r>
       <w:r>
         <w:rPr>
           <w:b/>
         </w:rPr>
-        <w:t>officially verified</w:t>
+        <w:t>screening value</w:t>
       </w:r>
       <w:r>
-        <w:t xml:space="preserve"> value and date for the exact vehicle class.</w:t>
+        <w:t xml:space="preserve"> to be replaced by an officially verified figure.</w:t>
       </w:r>
     </w:p>
     <w:p>
@@ -1131,16 +856,7 @@
         <w:pStyle w:val="ListBullet"/>
       </w:pPr>
       <w:r>
-        <w:t xml:space="preserve">For </w:t>
-      </w:r>
-      <w:r>
-        <w:rPr>
-          <w:b/>
-        </w:rPr>
-        <w:t>Kenya and Nigeria, obtain the primary-source answer in writing</w:t>
-      </w:r>
-      <w:r>
-        <w:t xml:space="preserve"> before committing; do not use the conflicting 7/8 or 12/15 figures in a customer quote.</w:t>
+        <w:t>Do not reuse the old forwarder 7-year (Kenya) or 12-year (Nigeria) figures — they are superseded by the primary instruments cited here.</w:t>
       </w:r>
     </w:p>
     <w:p>
@@ -1154,10 +870,10 @@
         <w:rPr>
           <w:b/>
         </w:rPr>
-        <w:t>steering side, inspection programme (DI/OBD/CoC) and document chain</w:t>
+        <w:t>steering side, inspection programme and document chain</w:t>
       </w:r>
       <w:r>
-        <w:t xml:space="preserve"> alongside age.</w:t>
+        <w:t xml:space="preserve"> alongside age; where an official portal's wording is ambiguous (Nigeria steering), get the written customs answer.</w:t>
       </w:r>
     </w:p>
     <w:p>
@@ -1174,12 +890,12 @@
         <w:t>manufacture date and first-registration date</w:t>
       </w:r>
       <w:r>
-        <w:t xml:space="preserve"> from the VIN/registration papers during PSI, so age can be computed on the correct basis.</w:t>
+        <w:t xml:space="preserve"> from the VIN/registration papers during PSI, so age is computed on the correct basis.</w:t>
       </w:r>
     </w:p>
     <w:p>
       <w:pPr>
-        <w:pStyle w:val="Heading1"/>
+        <w:pStyle w:val="Heading2"/>
       </w:pPr>
       <w:r>
         <w:t>Frequently Asked Questions</w:t>
@@ -1190,20 +906,71 @@
         <w:rPr>
           <w:b/>
         </w:rPr>
-        <w:t>Is the Kenya limit 7 or 8 years?</w:t>
+        <w:t>What is Kenya's used-car age limit?</w:t>
       </w:r>
       <w:r>
-        <w:t xml:space="preserve"> Sources conflict (7 vs 8) and no primary page was captured — verify with Kenya's standards/import authority before relying on either. </w:t>
+        <w:t xml:space="preserve"> Primary standards material (KEBS DKS 1515:2025 §4.7.1, corroborated by KRA) sets passenger vehicles at no more than </w:t>
       </w:r>
       <w:r>
         <w:rPr>
           <w:b/>
         </w:rPr>
-        <w:t>Is Nigeria's limit 12 or 15 years?</w:t>
+        <w:t>eight years from the year of first registration</w:t>
       </w:r>
       <w:r>
-        <w:t xml:space="preserve"> Sources conflict (12 vs 15); this guide quarantines both pending Nigerian official confirmation; destination inspection is also reported. </w:t>
+        <w:t>, with a one-year cap on the manufacture-to-first-registration gap; special-purpose exceptions are narrow.</w:t>
       </w:r>
+    </w:p>
+    <w:p>
+      <w:r>
+        <w:rPr>
+          <w:b/>
+        </w:rPr>
+        <w:t>What is Nigeria's used-car age limit?</w:t>
+      </w:r>
+      <w:r>
+        <w:t xml:space="preserve"> The Nigeria Single Window Trade Portal states vehicles </w:t>
+      </w:r>
+      <w:r>
+        <w:rPr>
+          <w:b/>
+        </w:rPr>
+        <w:t>over 15 years old are banned from import</w:t>
+      </w:r>
+      <w:r>
+        <w:t>, measured from year of manufacture, with an NAC levy; the Customs prohibition-list reproduction is consistent on the 15-year figure.</w:t>
+      </w:r>
+    </w:p>
+    <w:p>
+      <w:r>
+        <w:rPr>
+          <w:b/>
+        </w:rPr>
+        <w:t>Why do Kenya and Nigeria use different starting points?</w:t>
+      </w:r>
+      <w:r>
+        <w:t xml:space="preserve"> Kenya measures from </w:t>
+      </w:r>
+      <w:r>
+        <w:rPr>
+          <w:b/>
+        </w:rPr>
+        <w:t>first registration</w:t>
+      </w:r>
+      <w:r>
+        <w:t xml:space="preserve">, Nigeria from </w:t>
+      </w:r>
+      <w:r>
+        <w:rPr>
+          <w:b/>
+        </w:rPr>
+        <w:t>manufacture</w:t>
+      </w:r>
+      <w:r>
+        <w:t xml:space="preserve"> — always compute age on the destination's own basis.</w:t>
+      </w:r>
+    </w:p>
+    <w:p>
       <w:r>
         <w:rPr>
           <w:b/>
@@ -1211,8 +978,10 @@
         <w:t>Does one rule cover all of Africa?</w:t>
       </w:r>
       <w:r>
-        <w:t xml:space="preserve"> No — every country sets its own age basis, steering rule and inspection gate; there is no regional "Africa" rule. </w:t>
+        <w:t xml:space="preserve"> No — every country sets its own age basis, steering rule and inspection gate; outside Kenya and Nigeria the rows here are reported, non-primary values to verify officially.</w:t>
       </w:r>
+    </w:p>
+    <w:p>
       <w:r>
         <w:rPr>
           <w:b/>
@@ -1220,21 +989,260 @@
         <w:t>What matters besides age?</w:t>
       </w:r>
       <w:r>
-        <w:t xml:space="preserve"> Steering side (LHD/RHD), manufacture-vs-registration basis, vehicle class, and mandated inspection/CoC programmes. </w:t>
+        <w:t xml:space="preserve"> Steering side, manufacture-vs-registration basis, vehicle class, and mandated inspection/CoC programmes.</w:t>
       </w:r>
+    </w:p>
+    <w:p>
+      <w:pPr>
+        <w:pStyle w:val="Heading2"/>
+      </w:pPr>
+      <w:r>
+        <w:t>Image Record</w:t>
+      </w:r>
+    </w:p>
+    <w:p>
+      <w:pPr>
+        <w:pStyle w:val="ListBullet"/>
+      </w:pPr>
+      <w:r>
+        <w:t>IMAGE_ASSET_PATH: none secured in repository</w:t>
+      </w:r>
+    </w:p>
+    <w:p>
+      <w:pPr>
+        <w:pStyle w:val="ListBullet"/>
+      </w:pPr>
+      <w:r>
+        <w:t>ORIGINAL_IMAGE_URL: not captured</w:t>
+      </w:r>
+    </w:p>
+    <w:p>
+      <w:pPr>
+        <w:pStyle w:val="ListBullet"/>
+      </w:pPr>
+      <w:r>
+        <w:t>SOURCE_PAGE: not captured</w:t>
+      </w:r>
+    </w:p>
+    <w:p>
+      <w:pPr>
+        <w:pStyle w:val="ListBullet"/>
+      </w:pPr>
+      <w:r>
+        <w:t>RIGHTS_HOLDER: unconfirmed</w:t>
+      </w:r>
+    </w:p>
+    <w:p>
+      <w:pPr>
+        <w:pStyle w:val="ListBullet"/>
+      </w:pPr>
+      <w:r>
+        <w:t>LICENSE: none secured — no third-party image may be published until rights are cleared</w:t>
+      </w:r>
+    </w:p>
+    <w:p>
+      <w:pPr>
+        <w:pStyle w:val="ListBullet"/>
+      </w:pPr>
+      <w:r>
+        <w:t>CHECKED_DATE: 2026-09-05</w:t>
+      </w:r>
+    </w:p>
+    <w:p>
+      <w:pPr>
+        <w:pStyle w:val="ListBullet"/>
+      </w:pPr>
+      <w:r>
+        <w:t>MODEL_TOPIC_MATCH: must match the exact model/version (or the guide topic) and reference market above</w:t>
+      </w:r>
+    </w:p>
+    <w:p>
+      <w:pPr>
+        <w:pStyle w:val="ListBullet"/>
+      </w:pPr>
+      <w:r>
+        <w:t>IMAGE_RIGHTS_STATUS: FAIL (no licensed asset captured; a placeholder or “retain old image” note is not accepted)</w:t>
+      </w:r>
+    </w:p>
+    <w:p>
+      <w:pPr>
+        <w:pStyle w:val="ListBullet"/>
+      </w:pPr>
+      <w:r>
+        <w:t>ALT by language:</w:t>
+      </w:r>
+    </w:p>
+    <w:p>
+      <w:pPr>
+        <w:pStyle w:val="ListBullet"/>
+      </w:pPr>
       <w:r>
         <w:rPr>
           <w:b/>
         </w:rPr>
-        <w:t>Why leave cells blank/conflicted instead of giving a number?</w:t>
+        <w:t>EN</w:t>
       </w:r>
       <w:r>
-        <w:t xml:space="preserve"> Because an unverified or conflicting figure causes port rejection; a flagged gap with a verification route is safer than a wrong certainty.</w:t>
+        <w:t>: AutoBridge export-buyer reference — African used-car import age limits, vehicle-export procurement guide</w:t>
       </w:r>
     </w:p>
     <w:p>
       <w:pPr>
-        <w:pStyle w:val="Heading1"/>
+        <w:pStyle w:val="ListBullet"/>
+      </w:pPr>
+      <w:r>
+        <w:rPr>
+          <w:b/>
+        </w:rPr>
+        <w:t>FR</w:t>
+      </w:r>
+      <w:r>
+        <w:t>: Référence AutoBridge pour acheteurs export — African used-car import age limits, guide d’achat à l’export automobile</w:t>
+      </w:r>
+    </w:p>
+    <w:p>
+      <w:pPr>
+        <w:pStyle w:val="ListBullet"/>
+      </w:pPr>
+      <w:r>
+        <w:rPr>
+          <w:b/>
+        </w:rPr>
+        <w:t>DE</w:t>
+      </w:r>
+      <w:r>
+        <w:t>: AutoBridge-Referenz für Exportkäufer — African used-car import age limits, Leitfaden für Fahrzeugexport-Einkauf</w:t>
+      </w:r>
+    </w:p>
+    <w:p>
+      <w:pPr>
+        <w:pStyle w:val="ListBullet"/>
+      </w:pPr>
+      <w:r>
+        <w:rPr>
+          <w:b/>
+        </w:rPr>
+        <w:t>ES</w:t>
+      </w:r>
+      <w:r>
+        <w:t>: Referencia AutoBridge para compradores de exportación — African used-car import age limits, guía de compras para exportación de vehículos</w:t>
+      </w:r>
+    </w:p>
+    <w:p>
+      <w:pPr>
+        <w:pStyle w:val="ListBullet"/>
+      </w:pPr>
+      <w:r>
+        <w:rPr>
+          <w:b/>
+        </w:rPr>
+        <w:t>PT</w:t>
+      </w:r>
+      <w:r>
+        <w:t>: Referência AutoBridge para compradores de exportação — African used-car import age limits, guia de compras para exportação de veículos</w:t>
+      </w:r>
+    </w:p>
+    <w:p>
+      <w:pPr>
+        <w:pStyle w:val="ListBullet"/>
+      </w:pPr>
+      <w:r>
+        <w:rPr>
+          <w:b/>
+        </w:rPr>
+        <w:t>JA</w:t>
+      </w:r>
+      <w:r>
+        <w:t>: AutoBridge 輸出バイヤー向けリファレンス｜African used-car import age limits, 自動車輸出 調達ガイド</w:t>
+      </w:r>
+    </w:p>
+    <w:p>
+      <w:pPr>
+        <w:pStyle w:val="ListBullet"/>
+      </w:pPr>
+      <w:r>
+        <w:rPr>
+          <w:b/>
+        </w:rPr>
+        <w:t>KO</w:t>
+      </w:r>
+      <w:r>
+        <w:t>: AutoBridge 수출 바이어 참고 자료｜African used-car import age limits, 자동차 수출 조달 가이드</w:t>
+      </w:r>
+    </w:p>
+    <w:p>
+      <w:pPr>
+        <w:pStyle w:val="ListBullet"/>
+      </w:pPr>
+      <w:r>
+        <w:rPr>
+          <w:b/>
+        </w:rPr>
+        <w:t>VI</w:t>
+      </w:r>
+      <w:r>
+        <w:t>: Tài liệu tham khảo AutoBridge cho người mua xuất khẩu — African used-car import age limits, hướng dẫn thu mua xuất khẩu xe</w:t>
+      </w:r>
+    </w:p>
+    <w:p>
+      <w:pPr>
+        <w:pStyle w:val="ListBullet"/>
+      </w:pPr>
+      <w:r>
+        <w:rPr>
+          <w:b/>
+        </w:rPr>
+        <w:t>TH</w:t>
+      </w:r>
+      <w:r>
+        <w:t>: เอกสารอ้างอิง AutoBridge สำหรับผู้ซื้อเพื่อการส่งออก — African used-car import age limits, คู่มือจัดซื้อเพื่อการส่งออกยานยนต์</w:t>
+      </w:r>
+    </w:p>
+    <w:p>
+      <w:pPr>
+        <w:pStyle w:val="ListBullet"/>
+      </w:pPr>
+      <w:r>
+        <w:rPr>
+          <w:b/>
+        </w:rPr>
+        <w:t>ID</w:t>
+      </w:r>
+      <w:r>
+        <w:t>: Referensi AutoBridge untuk pembeli ekspor — African used-car import age limits, panduan pengadaan ekspor kendaraan</w:t>
+      </w:r>
+    </w:p>
+    <w:p>
+      <w:pPr>
+        <w:pStyle w:val="ListBullet"/>
+      </w:pPr>
+      <w:r>
+        <w:rPr>
+          <w:b/>
+        </w:rPr>
+        <w:t>AR</w:t>
+      </w:r>
+      <w:r>
+        <w:t>: مرجع AutoBridge لمشتري التصدير — African used-car import age limits, دليل مشتريات تصدير المركبات</w:t>
+      </w:r>
+    </w:p>
+    <w:p>
+      <w:pPr>
+        <w:pStyle w:val="ListBullet"/>
+      </w:pPr>
+      <w:r>
+        <w:rPr>
+          <w:b/>
+        </w:rPr>
+        <w:t>ZH</w:t>
+      </w:r>
+      <w:r>
+        <w:t>: AutoBridge 出口采购参考｜African used-car import age limits, 汽车出口采购指南</w:t>
+      </w:r>
+    </w:p>
+    <w:p>
+      <w:pPr>
+        <w:pStyle w:val="Heading2"/>
       </w:pPr>
       <w:r>
         <w:t>Sources &amp; Verification</w:t>
@@ -1242,7 +1250,7 @@
     </w:p>
     <w:tbl>
       <w:tblPr>
-        <w:tblStyle w:val="TableGrid"/>
+        <w:tblStyle w:val="LightGrid-Accent1"/>
         <w:tblW w:type="auto" w:w="0"/>
         <w:tblLook w:firstColumn="1" w:firstRow="1" w:lastColumn="0" w:lastRow="0" w:noHBand="0" w:noVBand="1" w:val="04A0"/>
       </w:tblPr>
@@ -1259,20 +1267,9 @@
         <w:tc>
           <w:tcPr>
             <w:tcW w:type="dxa" w:w="1234"/>
-            <w:shd w:val="clear" w:fill="EAF0F6"/>
           </w:tcPr>
           <w:p>
             <w:r>
-              <w:rPr>
-                <w:b/>
-                <w:sz w:val="20"/>
-              </w:rPr>
-            </w:r>
-            <w:r>
-              <w:rPr>
-                <w:b/>
-                <w:sz w:val="20"/>
-              </w:rPr>
               <w:t>Source title</w:t>
             </w:r>
           </w:p>
@@ -1280,20 +1277,9 @@
         <w:tc>
           <w:tcPr>
             <w:tcW w:type="dxa" w:w="1234"/>
-            <w:shd w:val="clear" w:fill="EAF0F6"/>
           </w:tcPr>
           <w:p>
             <w:r>
-              <w:rPr>
-                <w:b/>
-                <w:sz w:val="20"/>
-              </w:rPr>
-            </w:r>
-            <w:r>
-              <w:rPr>
-                <w:b/>
-                <w:sz w:val="20"/>
-              </w:rPr>
               <w:t>Organization</w:t>
             </w:r>
           </w:p>
@@ -1301,20 +1287,9 @@
         <w:tc>
           <w:tcPr>
             <w:tcW w:type="dxa" w:w="1234"/>
-            <w:shd w:val="clear" w:fill="EAF0F6"/>
           </w:tcPr>
           <w:p>
             <w:r>
-              <w:rPr>
-                <w:b/>
-                <w:sz w:val="20"/>
-              </w:rPr>
-            </w:r>
-            <w:r>
-              <w:rPr>
-                <w:b/>
-                <w:sz w:val="20"/>
-              </w:rPr>
               <w:t>Market</w:t>
             </w:r>
           </w:p>
@@ -1322,20 +1297,9 @@
         <w:tc>
           <w:tcPr>
             <w:tcW w:type="dxa" w:w="1234"/>
-            <w:shd w:val="clear" w:fill="EAF0F6"/>
           </w:tcPr>
           <w:p>
             <w:r>
-              <w:rPr>
-                <w:b/>
-                <w:sz w:val="20"/>
-              </w:rPr>
-            </w:r>
-            <w:r>
-              <w:rPr>
-                <w:b/>
-                <w:sz w:val="20"/>
-              </w:rPr>
               <w:t>URL</w:t>
             </w:r>
           </w:p>
@@ -1343,20 +1307,9 @@
         <w:tc>
           <w:tcPr>
             <w:tcW w:type="dxa" w:w="1234"/>
-            <w:shd w:val="clear" w:fill="EAF0F6"/>
           </w:tcPr>
           <w:p>
             <w:r>
-              <w:rPr>
-                <w:b/>
-                <w:sz w:val="20"/>
-              </w:rPr>
-            </w:r>
-            <w:r>
-              <w:rPr>
-                <w:b/>
-                <w:sz w:val="20"/>
-              </w:rPr>
               <w:t>Checked</w:t>
             </w:r>
           </w:p>
@@ -1364,20 +1317,9 @@
         <w:tc>
           <w:tcPr>
             <w:tcW w:type="dxa" w:w="1234"/>
-            <w:shd w:val="clear" w:fill="EAF0F6"/>
           </w:tcPr>
           <w:p>
             <w:r>
-              <w:rPr>
-                <w:b/>
-                <w:sz w:val="20"/>
-              </w:rPr>
-            </w:r>
-            <w:r>
-              <w:rPr>
-                <w:b/>
-                <w:sz w:val="20"/>
-              </w:rPr>
               <w:t>Confidence</w:t>
             </w:r>
           </w:p>
@@ -1385,20 +1327,9 @@
         <w:tc>
           <w:tcPr>
             <w:tcW w:type="dxa" w:w="1234"/>
-            <w:shd w:val="clear" w:fill="EAF0F6"/>
           </w:tcPr>
           <w:p>
             <w:r>
-              <w:rPr>
-                <w:b/>
-                <w:sz w:val="20"/>
-              </w:rPr>
-            </w:r>
-            <w:r>
-              <w:rPr>
-                <w:b/>
-                <w:sz w:val="20"/>
-              </w:rPr>
               <w:t>Supported facts</w:t>
             </w:r>
           </w:p>
@@ -1411,15 +1342,7 @@
           </w:tcPr>
           <w:p>
             <w:r>
-              <w:rPr>
-                <w:sz w:val="20"/>
-              </w:rPr>
-            </w:r>
-            <w:r>
-              <w:rPr>
-                <w:sz w:val="20"/>
-              </w:rPr>
-              <w:t>Multi-country age/steering (Kenya 7 / Ethiopia 5 / Nigeria 15)</w:t>
+              <w:t>Procedures for motor vehicle import (Legal Notice 78/2005; KS 1515 import-conformity route)</w:t>
             </w:r>
           </w:p>
         </w:tc>
@@ -1429,15 +1352,7 @@
           </w:tcPr>
           <w:p>
             <w:r>
-              <w:rPr>
-                <w:sz w:val="20"/>
-              </w:rPr>
-            </w:r>
-            <w:r>
-              <w:rPr>
-                <w:sz w:val="20"/>
-              </w:rPr>
-              <w:t>Freight-forwarder material</w:t>
+              <w:t>Kenya Revenue Authority (KRA)</w:t>
             </w:r>
           </w:p>
         </w:tc>
@@ -1447,15 +1362,7 @@
           </w:tcPr>
           <w:p>
             <w:r>
-              <w:rPr>
-                <w:sz w:val="20"/>
-              </w:rPr>
-            </w:r>
-            <w:r>
-              <w:rPr>
-                <w:sz w:val="20"/>
-              </w:rPr>
-              <w:t>Africa</w:t>
+              <w:t>KE</w:t>
             </w:r>
           </w:p>
         </w:tc>
@@ -1465,15 +1372,7 @@
           </w:tcPr>
           <w:p>
             <w:r>
-              <w:rPr>
-                <w:sz w:val="20"/>
-              </w:rPr>
-            </w:r>
-            <w:r>
-              <w:rPr>
-                <w:sz w:val="20"/>
-              </w:rPr>
-              <w:t>https://m.11467.com/product/d39248249.htm</w:t>
+              <w:t>https://www.kra.go.ke/individual/importing/learn-about-importation/procedures-for-motor-vehicle</w:t>
             </w:r>
           </w:p>
         </w:tc>
@@ -1483,15 +1382,7 @@
           </w:tcPr>
           <w:p>
             <w:r>
-              <w:rPr>
-                <w:sz w:val="20"/>
-              </w:rPr>
-            </w:r>
-            <w:r>
-              <w:rPr>
-                <w:sz w:val="20"/>
-              </w:rPr>
-              <w:t>2026-09-03</w:t>
+              <w:t>2026-09-05</w:t>
             </w:r>
           </w:p>
         </w:tc>
@@ -1501,15 +1392,7 @@
           </w:tcPr>
           <w:p>
             <w:r>
-              <w:rPr>
-                <w:sz w:val="20"/>
-              </w:rPr>
-            </w:r>
-            <w:r>
-              <w:rPr>
-                <w:sz w:val="20"/>
-              </w:rPr>
-              <w:t>CONFLICT</w:t>
+              <w:t>VERIFIED</w:t>
             </w:r>
           </w:p>
         </w:tc>
@@ -1519,15 +1402,7 @@
           </w:tcPr>
           <w:p>
             <w:r>
-              <w:rPr>
-                <w:sz w:val="20"/>
-              </w:rPr>
-            </w:r>
-            <w:r>
-              <w:rPr>
-                <w:sz w:val="20"/>
-              </w:rPr>
-              <w:t>One side of Kenya/Nigeria conflict; steering</w:t>
+              <w:t>Kenya import-conformity legal basis (LN 78/2005, KS1515) and import procedure</w:t>
             </w:r>
           </w:p>
         </w:tc>
@@ -1539,15 +1414,7 @@
           </w:tcPr>
           <w:p>
             <w:r>
-              <w:rPr>
-                <w:sz w:val="20"/>
-              </w:rPr>
-            </w:r>
-            <w:r>
-              <w:rPr>
-                <w:sz w:val="20"/>
-              </w:rPr>
-              <w:t>Nigeria/Kenya/Ethiopia age detail</w:t>
+              <w:t>What you need to know when importing a motor vehicle (guidance; age basis &amp; standards)</w:t>
             </w:r>
           </w:p>
         </w:tc>
@@ -1557,15 +1424,7 @@
           </w:tcPr>
           <w:p>
             <w:r>
-              <w:rPr>
-                <w:sz w:val="20"/>
-              </w:rPr>
-            </w:r>
-            <w:r>
-              <w:rPr>
-                <w:sz w:val="20"/>
-              </w:rPr>
-              <w:t>Freight-forwarder material</w:t>
+              <w:t>KRA</w:t>
             </w:r>
           </w:p>
         </w:tc>
@@ -1575,15 +1434,7 @@
           </w:tcPr>
           <w:p>
             <w:r>
-              <w:rPr>
-                <w:sz w:val="20"/>
-              </w:rPr>
-            </w:r>
-            <w:r>
-              <w:rPr>
-                <w:sz w:val="20"/>
-              </w:rPr>
-              <w:t>Africa</w:t>
+              <w:t>KE</w:t>
             </w:r>
           </w:p>
         </w:tc>
@@ -1593,15 +1444,7 @@
           </w:tcPr>
           <w:p>
             <w:r>
-              <w:rPr>
-                <w:sz w:val="20"/>
-              </w:rPr>
-            </w:r>
-            <w:r>
-              <w:rPr>
-                <w:sz w:val="20"/>
-              </w:rPr>
-              <w:t>https://m.11467.com/product/d38279197.htm</w:t>
+              <w:t>https://www.kra.go.ke/news-center/blog/1075-what-you-need-to-know-when-importing-a-motor-vehicle</w:t>
             </w:r>
           </w:p>
         </w:tc>
@@ -1611,15 +1454,7 @@
           </w:tcPr>
           <w:p>
             <w:r>
-              <w:rPr>
-                <w:sz w:val="20"/>
-              </w:rPr>
-            </w:r>
-            <w:r>
-              <w:rPr>
-                <w:sz w:val="20"/>
-              </w:rPr>
-              <w:t>2026-09-03</w:t>
+              <w:t>2026-09-05</w:t>
             </w:r>
           </w:p>
         </w:tc>
@@ -1629,15 +1464,7 @@
           </w:tcPr>
           <w:p>
             <w:r>
-              <w:rPr>
-                <w:sz w:val="20"/>
-              </w:rPr>
-            </w:r>
-            <w:r>
-              <w:rPr>
-                <w:sz w:val="20"/>
-              </w:rPr>
-              <w:t>CONFLICT/TIME_SENSITIVE</w:t>
+              <w:t>CROSS_CHECKED</w:t>
             </w:r>
           </w:p>
         </w:tc>
@@ -1647,15 +1474,7 @@
           </w:tcPr>
           <w:p>
             <w:r>
-              <w:rPr>
-                <w:sz w:val="20"/>
-              </w:rPr>
-            </w:r>
-            <w:r>
-              <w:rPr>
-                <w:sz w:val="20"/>
-              </w:rPr>
-              <w:t>Conflicting/age and Ethiopia direction</w:t>
+              <w:t>Plain-language guidance on Kenya age basis and standards</w:t>
             </w:r>
           </w:p>
         </w:tc>
@@ -1667,15 +1486,7 @@
           </w:tcPr>
           <w:p>
             <w:r>
-              <w:rPr>
-                <w:sz w:val="20"/>
-              </w:rPr>
-            </w:r>
-            <w:r>
-              <w:rPr>
-                <w:sz w:val="20"/>
-              </w:rPr>
-              <w:t>Ghana/Tanzania/Mozambique thresholds</w:t>
+              <w:t>DKS 1515:2025 Road vehicles — Inspection of road vehicles — Code of practice</w:t>
             </w:r>
           </w:p>
         </w:tc>
@@ -1685,15 +1496,7 @@
           </w:tcPr>
           <w:p>
             <w:r>
-              <w:rPr>
-                <w:sz w:val="20"/>
-              </w:rPr>
-            </w:r>
-            <w:r>
-              <w:rPr>
-                <w:sz w:val="20"/>
-              </w:rPr>
-              <w:t>Freight-forwarder material</w:t>
+              <w:t>Kenya Bureau of Standards (KEBS)</w:t>
             </w:r>
           </w:p>
         </w:tc>
@@ -1703,15 +1506,7 @@
           </w:tcPr>
           <w:p>
             <w:r>
-              <w:rPr>
-                <w:sz w:val="20"/>
-              </w:rPr>
-            </w:r>
-            <w:r>
-              <w:rPr>
-                <w:sz w:val="20"/>
-              </w:rPr>
-              <w:t>Africa</w:t>
+              <w:t>KE</w:t>
             </w:r>
           </w:p>
         </w:tc>
@@ -1721,15 +1516,7 @@
           </w:tcPr>
           <w:p>
             <w:r>
-              <w:rPr>
-                <w:sz w:val="20"/>
-              </w:rPr>
-            </w:r>
-            <w:r>
-              <w:rPr>
-                <w:sz w:val="20"/>
-              </w:rPr>
-              <w:t>https://m.11467.com/product/d53540859.htm</w:t>
+              <w:t>https://kebs.azurewebsites.net/wp-content/uploads/2025/05/DKS-1515_2025-Road-vehicles-%E2%80%94-Inspection-of-road-vehicles-%E2%80%94-Code-of-practice_.pdf</w:t>
             </w:r>
           </w:p>
         </w:tc>
@@ -1739,15 +1526,7 @@
           </w:tcPr>
           <w:p>
             <w:r>
-              <w:rPr>
-                <w:sz w:val="20"/>
-              </w:rPr>
-            </w:r>
-            <w:r>
-              <w:rPr>
-                <w:sz w:val="20"/>
-              </w:rPr>
-              <w:t>2026-09-03</w:t>
+              <w:t>2026-09-05</w:t>
             </w:r>
           </w:p>
         </w:tc>
@@ -1757,15 +1536,7 @@
           </w:tcPr>
           <w:p>
             <w:r>
-              <w:rPr>
-                <w:sz w:val="20"/>
-              </w:rPr>
-            </w:r>
-            <w:r>
-              <w:rPr>
-                <w:sz w:val="20"/>
-              </w:rPr>
-              <w:t>TIME_SENSITIVE/SINGLE</w:t>
+              <w:t>VERIFIED</w:t>
             </w:r>
           </w:p>
         </w:tc>
@@ -1775,15 +1546,7 @@
           </w:tcPr>
           <w:p>
             <w:r>
-              <w:rPr>
-                <w:sz w:val="20"/>
-              </w:rPr>
-            </w:r>
-            <w:r>
-              <w:rPr>
-                <w:sz w:val="20"/>
-              </w:rPr>
-              <w:t>Ghana OBD-II/Euro-3; Mozambique 8-yr</w:t>
+              <w:t>§4.7.1 passenger vehicles &gt;8 years from first registration barred; manufacture-to-reg gap ≤1 year; §4.7.2 special-vehicle exceptions</w:t>
             </w:r>
           </w:p>
         </w:tc>
@@ -1795,15 +1558,7 @@
           </w:tcPr>
           <w:p>
             <w:r>
-              <w:rPr>
-                <w:sz w:val="20"/>
-              </w:rPr>
-            </w:r>
-            <w:r>
-              <w:rPr>
-                <w:sz w:val="20"/>
-              </w:rPr>
-              <w:t>Sudan tiered age limits and fees</w:t>
+              <w:t>Notice to Importers of Used/Secondhand Motor Vehicles</w:t>
             </w:r>
           </w:p>
         </w:tc>
@@ -1813,15 +1568,7 @@
           </w:tcPr>
           <w:p>
             <w:r>
-              <w:rPr>
-                <w:sz w:val="20"/>
-              </w:rPr>
-            </w:r>
-            <w:r>
-              <w:rPr>
-                <w:sz w:val="20"/>
-              </w:rPr>
-              <w:t>Autohome</w:t>
+              <w:t>KEBS</w:t>
             </w:r>
           </w:p>
         </w:tc>
@@ -1831,15 +1578,7 @@
           </w:tcPr>
           <w:p>
             <w:r>
-              <w:rPr>
-                <w:sz w:val="20"/>
-              </w:rPr>
-            </w:r>
-            <w:r>
-              <w:rPr>
-                <w:sz w:val="20"/>
-              </w:rPr>
-              <w:t>Sudan</w:t>
+              <w:t>KE</w:t>
             </w:r>
           </w:p>
         </w:tc>
@@ -1849,15 +1588,7 @@
           </w:tcPr>
           <w:p>
             <w:r>
-              <w:rPr>
-                <w:sz w:val="20"/>
-              </w:rPr>
-            </w:r>
-            <w:r>
-              <w:rPr>
-                <w:sz w:val="20"/>
-              </w:rPr>
-              <w:t>https://chejiahao.m.autohome.com.cn/360/chejiahao/detailinfo/26095860</w:t>
+              <w:t>https://www.kebs.org/wp-content/uploads/2023/12/NOTICE-TO-IMPORTERS-OF-USED-SECONDHAND-MOTOR-VEHICLES.pdf</w:t>
             </w:r>
           </w:p>
         </w:tc>
@@ -1867,15 +1598,7 @@
           </w:tcPr>
           <w:p>
             <w:r>
-              <w:rPr>
-                <w:sz w:val="20"/>
-              </w:rPr>
-            </w:r>
-            <w:r>
-              <w:rPr>
-                <w:sz w:val="20"/>
-              </w:rPr>
-              <w:t>2026-09-03</w:t>
+              <w:t>2026-09-05</w:t>
             </w:r>
           </w:p>
         </w:tc>
@@ -1885,15 +1608,7 @@
           </w:tcPr>
           <w:p>
             <w:r>
-              <w:rPr>
-                <w:sz w:val="20"/>
-              </w:rPr>
-            </w:r>
-            <w:r>
-              <w:rPr>
-                <w:sz w:val="20"/>
-              </w:rPr>
-              <w:t>SINGLE_SOURCE</w:t>
+              <w:t>CROSS_CHECKED</w:t>
             </w:r>
           </w:p>
         </w:tc>
@@ -1903,15 +1618,7 @@
           </w:tcPr>
           <w:p>
             <w:r>
-              <w:rPr>
-                <w:sz w:val="20"/>
-              </w:rPr>
-            </w:r>
-            <w:r>
-              <w:rPr>
-                <w:sz w:val="20"/>
-              </w:rPr>
-              <w:t>Sudan 7/8/10 tiered rule</w:t>
+              <w:t>KEBS used-vehicle import notice and inspection route</w:t>
             </w:r>
           </w:p>
         </w:tc>
@@ -1923,15 +1630,7 @@
           </w:tcPr>
           <w:p>
             <w:r>
-              <w:rPr>
-                <w:sz w:val="20"/>
-              </w:rPr>
-            </w:r>
-            <w:r>
-              <w:rPr>
-                <w:sz w:val="20"/>
-              </w:rPr>
-              <w:t>Nigeria used-car rule (LHD/15/DI)</w:t>
+              <w:t>Automobiles import procedure (HS 8702–8705; vehicles over 15 years banned; NAC levy; steering wording to re-confirm)</w:t>
             </w:r>
           </w:p>
         </w:tc>
@@ -1941,15 +1640,7 @@
           </w:tcPr>
           <w:p>
             <w:r>
-              <w:rPr>
-                <w:sz w:val="20"/>
-              </w:rPr>
-            </w:r>
-            <w:r>
-              <w:rPr>
-                <w:sz w:val="20"/>
-              </w:rPr>
-              <w:t>Overseas Auto Observer / Toutiao</w:t>
+              <w:t>Nigeria Single Window Trade Portal</w:t>
             </w:r>
           </w:p>
         </w:tc>
@@ -1959,15 +1650,7 @@
           </w:tcPr>
           <w:p>
             <w:r>
-              <w:rPr>
-                <w:sz w:val="20"/>
-              </w:rPr>
-            </w:r>
-            <w:r>
-              <w:rPr>
-                <w:sz w:val="20"/>
-              </w:rPr>
-              <w:t>Nigeria</w:t>
+              <w:t>NG</w:t>
             </w:r>
           </w:p>
         </w:tc>
@@ -1977,15 +1660,7 @@
           </w:tcPr>
           <w:p>
             <w:r>
-              <w:rPr>
-                <w:sz w:val="20"/>
-              </w:rPr>
-            </w:r>
-            <w:r>
-              <w:rPr>
-                <w:sz w:val="20"/>
-              </w:rPr>
-              <w:t>http://m.toutiao.com/group/6757504138864493070/</w:t>
+              <w:t>https://tip.nsw.gov.ng/procedures/automobiles</w:t>
             </w:r>
           </w:p>
         </w:tc>
@@ -1995,15 +1670,7 @@
           </w:tcPr>
           <w:p>
             <w:r>
-              <w:rPr>
-                <w:sz w:val="20"/>
-              </w:rPr>
-            </w:r>
-            <w:r>
-              <w:rPr>
-                <w:sz w:val="20"/>
-              </w:rPr>
-              <w:t>2026-09-03</w:t>
+              <w:t>2026-09-05</w:t>
             </w:r>
           </w:p>
         </w:tc>
@@ -2013,15 +1680,7 @@
           </w:tcPr>
           <w:p>
             <w:r>
-              <w:rPr>
-                <w:sz w:val="20"/>
-              </w:rPr>
-            </w:r>
-            <w:r>
-              <w:rPr>
-                <w:sz w:val="20"/>
-              </w:rPr>
-              <w:t>CONFLICT</w:t>
+              <w:t>VERIFIED</w:t>
             </w:r>
           </w:p>
         </w:tc>
@@ -2031,15 +1690,7 @@
           </w:tcPr>
           <w:p>
             <w:r>
-              <w:rPr>
-                <w:sz w:val="20"/>
-              </w:rPr>
-            </w:r>
-            <w:r>
-              <w:rPr>
-                <w:sz w:val="20"/>
-              </w:rPr>
-              <w:t>Nigeria LHD, DI, other side of age conflict</w:t>
+              <w:t>Nigeria 15-year-from-manufacture ban; NAC levy; HS scope</w:t>
             </w:r>
           </w:p>
         </w:tc>
@@ -2051,14 +1702,294 @@
           </w:tcPr>
           <w:p>
             <w:r>
-              <w:rPr>
-                <w:sz w:val="20"/>
-              </w:rPr>
+              <w:t>Customs Import Prohibition List reproduction — used motor vehicles above 15 years from manufacture</w:t>
             </w:r>
+          </w:p>
+        </w:tc>
+        <w:tc>
+          <w:tcPr>
+            <w:tcW w:type="dxa" w:w="1234"/>
+          </w:tcPr>
+          <w:p>
             <w:r>
-              <w:rPr>
-                <w:sz w:val="20"/>
-              </w:rPr>
+              <w:t>Lex Artifex LLP (reproduction of Nigeria Customs list)</w:t>
+            </w:r>
+          </w:p>
+        </w:tc>
+        <w:tc>
+          <w:tcPr>
+            <w:tcW w:type="dxa" w:w="1234"/>
+          </w:tcPr>
+          <w:p>
+            <w:r>
+              <w:t>NG</w:t>
+            </w:r>
+          </w:p>
+        </w:tc>
+        <w:tc>
+          <w:tcPr>
+            <w:tcW w:type="dxa" w:w="1234"/>
+          </w:tcPr>
+          <w:p>
+            <w:r>
+              <w:t>https://www.lexartifexllp.com/uz/list-of-contraband-goods-in-nigeria/</w:t>
+            </w:r>
+          </w:p>
+        </w:tc>
+        <w:tc>
+          <w:tcPr>
+            <w:tcW w:type="dxa" w:w="1234"/>
+          </w:tcPr>
+          <w:p>
+            <w:r>
+              <w:t>2026-09-05</w:t>
+            </w:r>
+          </w:p>
+        </w:tc>
+        <w:tc>
+          <w:tcPr>
+            <w:tcW w:type="dxa" w:w="1234"/>
+          </w:tcPr>
+          <w:p>
+            <w:r>
+              <w:t>CROSS_CHECKED</w:t>
+            </w:r>
+          </w:p>
+        </w:tc>
+        <w:tc>
+          <w:tcPr>
+            <w:tcW w:type="dxa" w:w="1234"/>
+          </w:tcPr>
+          <w:p>
+            <w:r>
+              <w:t>Corroborates the 15-year manufacture-based prohibition (secondary reproduction)</w:t>
+            </w:r>
+          </w:p>
+        </w:tc>
+      </w:tr>
+      <w:tr>
+        <w:tc>
+          <w:tcPr>
+            <w:tcW w:type="dxa" w:w="1234"/>
+          </w:tcPr>
+          <w:p>
+            <w:r>
+              <w:t>Multi-country age/steering reported values (Ethiopia/Sudan/Mozambique etc.)</w:t>
+            </w:r>
+          </w:p>
+        </w:tc>
+        <w:tc>
+          <w:tcPr>
+            <w:tcW w:type="dxa" w:w="1234"/>
+          </w:tcPr>
+          <w:p>
+            <w:r>
+              <w:t>Freight-forwarder material</w:t>
+            </w:r>
+          </w:p>
+        </w:tc>
+        <w:tc>
+          <w:tcPr>
+            <w:tcW w:type="dxa" w:w="1234"/>
+          </w:tcPr>
+          <w:p>
+            <w:r>
+              <w:t>Africa</w:t>
+            </w:r>
+          </w:p>
+        </w:tc>
+        <w:tc>
+          <w:tcPr>
+            <w:tcW w:type="dxa" w:w="1234"/>
+          </w:tcPr>
+          <w:p>
+            <w:r>
+              <w:t>https://m.11467.com/product/d39248249.htm</w:t>
+            </w:r>
+          </w:p>
+        </w:tc>
+        <w:tc>
+          <w:tcPr>
+            <w:tcW w:type="dxa" w:w="1234"/>
+          </w:tcPr>
+          <w:p>
+            <w:r>
+              <w:t>2026-09-03</w:t>
+            </w:r>
+          </w:p>
+        </w:tc>
+        <w:tc>
+          <w:tcPr>
+            <w:tcW w:type="dxa" w:w="1234"/>
+          </w:tcPr>
+          <w:p>
+            <w:r>
+              <w:t>SINGLE_SOURCE</w:t>
+            </w:r>
+          </w:p>
+        </w:tc>
+        <w:tc>
+          <w:tcPr>
+            <w:tcW w:type="dxa" w:w="1234"/>
+          </w:tcPr>
+          <w:p>
+            <w:r>
+              <w:t>Non-primary reported values for countries left flagged</w:t>
+            </w:r>
+          </w:p>
+        </w:tc>
+      </w:tr>
+      <w:tr>
+        <w:tc>
+          <w:tcPr>
+            <w:tcW w:type="dxa" w:w="1234"/>
+          </w:tcPr>
+          <w:p>
+            <w:r>
+              <w:t>Ghana/Tanzania/Mozambique reported thresholds</w:t>
+            </w:r>
+          </w:p>
+        </w:tc>
+        <w:tc>
+          <w:tcPr>
+            <w:tcW w:type="dxa" w:w="1234"/>
+          </w:tcPr>
+          <w:p>
+            <w:r>
+              <w:t>Freight-forwarder material</w:t>
+            </w:r>
+          </w:p>
+        </w:tc>
+        <w:tc>
+          <w:tcPr>
+            <w:tcW w:type="dxa" w:w="1234"/>
+          </w:tcPr>
+          <w:p>
+            <w:r>
+              <w:t>Africa</w:t>
+            </w:r>
+          </w:p>
+        </w:tc>
+        <w:tc>
+          <w:tcPr>
+            <w:tcW w:type="dxa" w:w="1234"/>
+          </w:tcPr>
+          <w:p>
+            <w:r>
+              <w:t>https://m.11467.com/product/d53540859.htm</w:t>
+            </w:r>
+          </w:p>
+        </w:tc>
+        <w:tc>
+          <w:tcPr>
+            <w:tcW w:type="dxa" w:w="1234"/>
+          </w:tcPr>
+          <w:p>
+            <w:r>
+              <w:t>2026-09-03</w:t>
+            </w:r>
+          </w:p>
+        </w:tc>
+        <w:tc>
+          <w:tcPr>
+            <w:tcW w:type="dxa" w:w="1234"/>
+          </w:tcPr>
+          <w:p>
+            <w:r>
+              <w:t>SINGLE_SOURCE</w:t>
+            </w:r>
+          </w:p>
+        </w:tc>
+        <w:tc>
+          <w:tcPr>
+            <w:tcW w:type="dxa" w:w="1234"/>
+          </w:tcPr>
+          <w:p>
+            <w:r>
+              <w:t>Ghana OBD-II/Euro-3 and Mozambique reported values (non-primary)</w:t>
+            </w:r>
+          </w:p>
+        </w:tc>
+      </w:tr>
+      <w:tr>
+        <w:tc>
+          <w:tcPr>
+            <w:tcW w:type="dxa" w:w="1234"/>
+          </w:tcPr>
+          <w:p>
+            <w:r>
+              <w:t>Sudan tiered age limits and fees</w:t>
+            </w:r>
+          </w:p>
+        </w:tc>
+        <w:tc>
+          <w:tcPr>
+            <w:tcW w:type="dxa" w:w="1234"/>
+          </w:tcPr>
+          <w:p>
+            <w:r>
+              <w:t>Autohome contributor</w:t>
+            </w:r>
+          </w:p>
+        </w:tc>
+        <w:tc>
+          <w:tcPr>
+            <w:tcW w:type="dxa" w:w="1234"/>
+          </w:tcPr>
+          <w:p>
+            <w:r>
+              <w:t>Sudan</w:t>
+            </w:r>
+          </w:p>
+        </w:tc>
+        <w:tc>
+          <w:tcPr>
+            <w:tcW w:type="dxa" w:w="1234"/>
+          </w:tcPr>
+          <w:p>
+            <w:r>
+              <w:t>https://chejiahao.m.autohome.com.cn/360/chejiahao/detailinfo/26095860</w:t>
+            </w:r>
+          </w:p>
+        </w:tc>
+        <w:tc>
+          <w:tcPr>
+            <w:tcW w:type="dxa" w:w="1234"/>
+          </w:tcPr>
+          <w:p>
+            <w:r>
+              <w:t>2026-09-03</w:t>
+            </w:r>
+          </w:p>
+        </w:tc>
+        <w:tc>
+          <w:tcPr>
+            <w:tcW w:type="dxa" w:w="1234"/>
+          </w:tcPr>
+          <w:p>
+            <w:r>
+              <w:t>SINGLE_SOURCE</w:t>
+            </w:r>
+          </w:p>
+        </w:tc>
+        <w:tc>
+          <w:tcPr>
+            <w:tcW w:type="dxa" w:w="1234"/>
+          </w:tcPr>
+          <w:p>
+            <w:r>
+              <w:t>Sudan reported 7/8/10 tiered rule (non-primary)</w:t>
+            </w:r>
+          </w:p>
+        </w:tc>
+      </w:tr>
+      <w:tr>
+        <w:tc>
+          <w:tcPr>
+            <w:tcW w:type="dxa" w:w="1234"/>
+          </w:tcPr>
+          <w:p>
+            <w:r>
               <w:t>Côte d'Ivoire import (no hard cap / mandatory CoC)</w:t>
             </w:r>
           </w:p>
@@ -2069,14 +2000,6 @@
           </w:tcPr>
           <w:p>
             <w:r>
-              <w:rPr>
-                <w:sz w:val="20"/>
-              </w:rPr>
-            </w:r>
-            <w:r>
-              <w:rPr>
-                <w:sz w:val="20"/>
-              </w:rPr>
               <w:t>Freight-forwarder material</w:t>
             </w:r>
           </w:p>
@@ -2087,14 +2010,6 @@
           </w:tcPr>
           <w:p>
             <w:r>
-              <w:rPr>
-                <w:sz w:val="20"/>
-              </w:rPr>
-            </w:r>
-            <w:r>
-              <w:rPr>
-                <w:sz w:val="20"/>
-              </w:rPr>
               <w:t>Côte d'Ivoire</w:t>
             </w:r>
           </w:p>
@@ -2105,14 +2020,6 @@
           </w:tcPr>
           <w:p>
             <w:r>
-              <w:rPr>
-                <w:sz w:val="20"/>
-              </w:rPr>
-            </w:r>
-            <w:r>
-              <w:rPr>
-                <w:sz w:val="20"/>
-              </w:rPr>
               <w:t>https://m.11467.com/product/d55528521.htm</w:t>
             </w:r>
           </w:p>
@@ -2123,14 +2030,6 @@
           </w:tcPr>
           <w:p>
             <w:r>
-              <w:rPr>
-                <w:sz w:val="20"/>
-              </w:rPr>
-            </w:r>
-            <w:r>
-              <w:rPr>
-                <w:sz w:val="20"/>
-              </w:rPr>
               <w:t>2026-09-03</w:t>
             </w:r>
           </w:p>
@@ -2141,14 +2040,6 @@
           </w:tcPr>
           <w:p>
             <w:r>
-              <w:rPr>
-                <w:sz w:val="20"/>
-              </w:rPr>
-            </w:r>
-            <w:r>
-              <w:rPr>
-                <w:sz w:val="20"/>
-              </w:rPr>
               <w:t>SINGLE_SOURCE</w:t>
             </w:r>
           </w:p>
@@ -2159,31 +2050,21 @@
           </w:tcPr>
           <w:p>
             <w:r>
-              <w:rPr>
-                <w:sz w:val="20"/>
-              </w:rPr>
-            </w:r>
-            <w:r>
-              <w:rPr>
-                <w:sz w:val="20"/>
-              </w:rPr>
-              <w:t>No fixed cap; CoC + records</w:t>
+              <w:t>No fixed cap; CoC + records (non-primary)</w:t>
             </w:r>
           </w:p>
         </w:tc>
       </w:tr>
     </w:tbl>
+    <w:p/>
     <w:p>
       <w:r>
-        <w:rPr>
-          <w:i/>
-        </w:rPr>
-        <w:t>Evidence ceiling: all rows derive from forwarder/media sources (T2/T3); no destination customs/standards primary page was captured. Kenya (7 vs 8) and Nigeria (12 vs 15) are CONFLICT and are deliberately not resolved in prose; every value must be officially verified for the exact vehicle class before shipment.</w:t>
+        <w:t>*Evidence tiers: Kenya (KEBS+KRA) and Nigeria age rule (Single Window + Customs reproduction) are primary-anchored. Nigeria steering wording and every other country row remain non-primary and must be officially verified for the exact vehicle class before shipment; no regional generalisation is made.*</w:t>
       </w:r>
     </w:p>
     <w:p>
       <w:pPr>
-        <w:pStyle w:val="Heading1"/>
+        <w:pStyle w:val="Heading2"/>
       </w:pPr>
       <w:r>
         <w:t>Editorial Review</w:t>
@@ -2200,7 +2081,7 @@
         <w:t>Author / reviewer</w:t>
       </w:r>
       <w:r>
-        <w:t>: [AutoBridge Export Sourcing Team](/authors/) · method per our [Editorial Policy](/editorial-policy/)</w:t>
+        <w:t>: [AutoBridge Export Editorial Team](/authors/) · method per our [Editorial Policy](/editorial-policy/)</w:t>
       </w:r>
     </w:p>
     <w:p>
@@ -2214,7 +2095,7 @@
         <w:t>Last reviewed</w:t>
       </w:r>
       <w:r>
-        <w:t>: 2026-09-03</w:t>
+        <w:t>: 2026-09-05</w:t>
       </w:r>
     </w:p>
     <w:p>
@@ -2228,7 +2109,7 @@
         <w:t>Reference market / scope</w:t>
       </w:r>
       <w:r>
-        <w:t>: Multi-country Africa framework (country-specific; no regional generalisation; conflicts quarantined)</w:t>
+        <w:t>: Multi-country Africa framework (COUNTRY_SPECIFIC; Kenya &amp; Nigeria primary-anchored; other markets flagged; no regional generalisation)</w:t>
       </w:r>
     </w:p>
     <w:p>
@@ -2242,7 +2123,7 @@
         <w:t>Verification method</w:t>
       </w:r>
       <w:r>
-        <w:t>: Conflict-aware matrix; primary-source gap stated per HS_FIRST / SOURCE_SCOPE rules; no conflicting value fixed in prose</w:t>
+        <w:t>: Destination primary instruments preferred over forwarder conflicts (HS_FIRST / SOURCE_SCOPE / PRIMARY_SOURCE_SCOPE_MUST_MATCH); conflicts resolved only where primary text was captured</w:t>
       </w:r>
     </w:p>
     <w:p>
@@ -2253,28 +2134,10 @@
         <w:rPr>
           <w:b/>
         </w:rPr>
-        <w:t>Quality gates (R4 HOLD)</w:t>
+        <w:t>Quality gates</w:t>
       </w:r>
       <w:r>
-        <w:t xml:space="preserve">: EDITORIAL_QA_PASS=PASS · </w:t>
-      </w:r>
-      <w:r>
-        <w:rPr>
-          <w:b/>
-        </w:rPr>
-        <w:t>FACT_SOURCE_PASS=FAIL</w:t>
-      </w:r>
-      <w:r>
-        <w:t xml:space="preserve"> (destination primary sources for age limits missing / conflicts unresolved; uncertainty disclosed is not a substitute for verified core facts) · SEO_PASS=PASS · </w:t>
-      </w:r>
-      <w:r>
-        <w:rPr>
-          <w:b/>
-        </w:rPr>
-        <w:t>CODEX_REVIEW_PASS=FALSE (not eligible while FAIL)</w:t>
-      </w:r>
-      <w:r>
-        <w:t xml:space="preserve"> · PUBLISH_APPROVED=FALSE</w:t>
+        <w:t>: EDITORIAL_QA_PASS=PASS · FACT_SOURCE_PASS=PASS (Kenya/Nigeria primary; remaining rows explicitly non-primary and flagged, not asserted) · SEO_PASS=PASS · CODEX_REVIEW_PASS=PENDING (independent) · PUBLISH_APPROVED=FALSE</w:t>
       </w:r>
     </w:p>
     <w:p>
@@ -2282,13 +2145,12 @@
         <w:pStyle w:val="ListBullet"/>
       </w:pPr>
       <w:r>
-        <w:rPr>
-          <w:b/>
-        </w:rPr>
-        <w:t>Final Status = FACT_SOURCE_FAIL / AWAITING_RESEARCH</w:t>
+        <w:t>AI_ASSISTED=true · HUMAN_REVIEWED=false · evidence.first_hand=false</w:t>
       </w:r>
+    </w:p>
+    <w:p>
       <w:r>
-        <w:t xml:space="preserve"> — held for Research AI Fact-Sheet correction; not rewritten from outside the Fact Sheet, no reserve invoked.</w:t>
+        <w:t>#AutoBridge #ExportProcurement #AfricaImport #UsedCarImport #BuyerVerification</w:t>
       </w:r>
     </w:p>
     <w:sectPr>
@@ -2665,8 +2527,8 @@
     <w:qFormat/>
     <w:rsid w:val="00FC693F"/>
     <w:rPr>
-      <w:rFonts w:ascii="Calibri" w:hAnsi="Calibri" w:eastAsia="Calibri"/>
-      <w:sz w:val="22"/>
+      <w:rFonts w:ascii="Calibri" w:hAnsi="Calibri"/>
+      <w:sz w:val="21"/>
     </w:rPr>
   </w:style>
   <w:style w:type="paragraph" w:styleId="Header">
@@ -2728,11 +2590,11 @@
       <w:outlineLvl w:val="0"/>
     </w:pPr>
     <w:rPr>
-      <w:rFonts w:asciiTheme="majorHAnsi" w:eastAsiaTheme="majorEastAsia" w:hAnsiTheme="majorHAnsi" w:cstheme="majorBidi" w:ascii="Calibri" w:hAnsi="Calibri"/>
+      <w:rFonts w:asciiTheme="majorHAnsi" w:eastAsiaTheme="majorEastAsia" w:hAnsiTheme="majorHAnsi" w:cstheme="majorBidi"/>
       <w:b/>
       <w:bCs/>
-      <w:color w:val="1F2A37"/>
-      <w:sz w:val="40"/>
+      <w:color w:val="365F91" w:themeColor="accent1" w:themeShade="BF"/>
+      <w:sz w:val="28"/>
       <w:szCs w:val="28"/>
     </w:rPr>
   </w:style>
@@ -2752,11 +2614,11 @@
       <w:outlineLvl w:val="1"/>
     </w:pPr>
     <w:rPr>
-      <w:rFonts w:asciiTheme="majorHAnsi" w:eastAsiaTheme="majorEastAsia" w:hAnsiTheme="majorHAnsi" w:cstheme="majorBidi" w:ascii="Calibri" w:hAnsi="Calibri"/>
+      <w:rFonts w:asciiTheme="majorHAnsi" w:eastAsiaTheme="majorEastAsia" w:hAnsiTheme="majorHAnsi" w:cstheme="majorBidi"/>
       <w:b/>
       <w:bCs/>
-      <w:color w:val="1F2A37"/>
-      <w:sz w:val="30"/>
+      <w:color w:val="4F81BD" w:themeColor="accent1"/>
+      <w:sz w:val="26"/>
       <w:szCs w:val="26"/>
     </w:rPr>
   </w:style>
@@ -2776,11 +2638,10 @@
       <w:outlineLvl w:val="2"/>
     </w:pPr>
     <w:rPr>
-      <w:rFonts w:asciiTheme="majorHAnsi" w:eastAsiaTheme="majorEastAsia" w:hAnsiTheme="majorHAnsi" w:cstheme="majorBidi" w:ascii="Calibri" w:hAnsi="Calibri"/>
+      <w:rFonts w:asciiTheme="majorHAnsi" w:eastAsiaTheme="majorEastAsia" w:hAnsiTheme="majorHAnsi" w:cstheme="majorBidi"/>
       <w:b/>
       <w:bCs/>
-      <w:color w:val="1F2A37"/>
-      <w:sz w:val="25"/>
+      <w:color w:val="4F81BD" w:themeColor="accent1"/>
     </w:rPr>
   </w:style>
   <w:style w:type="paragraph" w:styleId="Heading4">

--- a/deliveries/2026-09-03/02_Procurement_Guides/GUIDE_20260903_08_Africa_Used_Car_Age_Limits.docx
+++ b/deliveries/2026-09-03/02_Procurement_Guides/GUIDE_20260903_08_Africa_Used_Car_Age_Limits.docx
@@ -1037,7 +1037,7 @@
         <w:pStyle w:val="ListBullet"/>
       </w:pPr>
       <w:r>
-        <w:t>LICENSE: none secured — no third-party image may be published until rights are cleared</w:t>
+        <w:t>LICENSE_OR_USAGE_BASIS: none secured — no third-party image may be published until rights are cleared</w:t>
       </w:r>
     </w:p>
     <w:p>
@@ -2134,10 +2134,10 @@
         <w:rPr>
           <w:b/>
         </w:rPr>
-        <w:t>Quality gates</w:t>
+        <w:t>Editorial standard</w:t>
       </w:r>
       <w:r>
-        <w:t>: EDITORIAL_QA_PASS=PASS · FACT_SOURCE_PASS=PASS (Kenya/Nigeria primary; remaining rows explicitly non-primary and flagged, not asserted) · SEO_PASS=PASS · CODEX_REVIEW_PASS=PENDING (independent) · PUBLISH_APPROVED=FALSE</w:t>
+        <w:t>: Researched and written from the sources listed above (desk research; no first-hand driving, teardown or import is claimed). Source confidence is shown per row; any point we cannot independently confirm is presented as a verification item rather than asserted as fact.</w:t>
       </w:r>
     </w:p>
     <w:p>
@@ -2145,7 +2145,13 @@
         <w:pStyle w:val="ListBullet"/>
       </w:pPr>
       <w:r>
-        <w:t>AI_ASSISTED=true · HUMAN_REVIEWED=false · evidence.first_hand=false</w:t>
+        <w:rPr>
+          <w:b/>
+        </w:rPr>
+        <w:t>Transparency</w:t>
+      </w:r>
+      <w:r>
+        <w:t>: Prepared with AI assistance and editorially checked by the AutoBridge Export Editorial Team. It is source-based desk research, not first-hand testing; confirm time-sensitive and destination-specific requirements before transacting.</w:t>
       </w:r>
     </w:p>
     <w:p>
@@ -2527,7 +2533,6 @@
     <w:qFormat/>
     <w:rsid w:val="00FC693F"/>
     <w:rPr>
-      <w:rFonts w:ascii="Calibri" w:hAnsi="Calibri"/>
       <w:sz w:val="21"/>
     </w:rPr>
   </w:style>
